--- a/tillsyn/A 1582-2025 tillsynsbegäran.docx
+++ b/tillsyn/A 1582-2025 tillsynsbegäran.docx
@@ -1748,7 +1748,7 @@
     <w:r>
       <w:tab/>
       <w:tab/>
-      <w:t>2026-09-14</w:t>
+      <w:t>2026-09-15</w:t>
       <w:br/>
       <w:br/>
     </w:r>

--- a/tillsyn/A 1582-2025 tillsynsbegäran.docx
+++ b/tillsyn/A 1582-2025 tillsynsbegäran.docx
@@ -1748,7 +1748,7 @@
     <w:r>
       <w:tab/>
       <w:tab/>
-      <w:t>2026-09-15</w:t>
+      <w:t>2026-09-16</w:t>
       <w:br/>
       <w:br/>
     </w:r>

--- a/tillsyn/A 1582-2025 tillsynsbegäran.docx
+++ b/tillsyn/A 1582-2025 tillsynsbegäran.docx
@@ -1748,7 +1748,7 @@
     <w:r>
       <w:tab/>
       <w:tab/>
-      <w:t>2026-09-16</w:t>
+      <w:t>2026-09-17</w:t>
       <w:br/>
       <w:br/>
     </w:r>

--- a/tillsyn/A 1582-2025 tillsynsbegäran.docx
+++ b/tillsyn/A 1582-2025 tillsynsbegäran.docx
@@ -1748,7 +1748,7 @@
     <w:r>
       <w:tab/>
       <w:tab/>
-      <w:t>2026-09-17</w:t>
+      <w:t>2026-09-18</w:t>
       <w:br/>
       <w:br/>
     </w:r>

--- a/tillsyn/A 1582-2025 tillsynsbegäran.docx
+++ b/tillsyn/A 1582-2025 tillsynsbegäran.docx
@@ -1748,7 +1748,7 @@
     <w:r>
       <w:tab/>
       <w:tab/>
-      <w:t>2026-09-18</w:t>
+      <w:t>2026-09-19</w:t>
       <w:br/>
       <w:br/>
     </w:r>

--- a/tillsyn/A 1582-2025 tillsynsbegäran.docx
+++ b/tillsyn/A 1582-2025 tillsynsbegäran.docx
@@ -1748,7 +1748,7 @@
     <w:r>
       <w:tab/>
       <w:tab/>
-      <w:t>2026-09-19</w:t>
+      <w:t>2026-09-21</w:t>
       <w:br/>
       <w:br/>
     </w:r>

--- a/tillsyn/A 1582-2025 tillsynsbegäran.docx
+++ b/tillsyn/A 1582-2025 tillsynsbegäran.docx
@@ -1748,7 +1748,7 @@
     <w:r>
       <w:tab/>
       <w:tab/>
-      <w:t>2026-09-21</w:t>
+      <w:t>2026-09-23</w:t>
       <w:br/>
       <w:br/>
     </w:r>

--- a/tillsyn/A 1582-2025 tillsynsbegäran.docx
+++ b/tillsyn/A 1582-2025 tillsynsbegäran.docx
@@ -1748,7 +1748,7 @@
     <w:r>
       <w:tab/>
       <w:tab/>
-      <w:t>2026-09-23</w:t>
+      <w:t>2026-09-24</w:t>
       <w:br/>
       <w:br/>
     </w:r>

--- a/tillsyn/A 1582-2025 tillsynsbegäran.docx
+++ b/tillsyn/A 1582-2025 tillsynsbegäran.docx
@@ -1748,7 +1748,7 @@
     <w:r>
       <w:tab/>
       <w:tab/>
-      <w:t>2026-09-24</w:t>
+      <w:t>2026-09-25</w:t>
       <w:br/>
       <w:br/>
     </w:r>

--- a/tillsyn/A 1582-2025 tillsynsbegäran.docx
+++ b/tillsyn/A 1582-2025 tillsynsbegäran.docx
@@ -1748,7 +1748,7 @@
     <w:r>
       <w:tab/>
       <w:tab/>
-      <w:t>2026-09-25</w:t>
+      <w:t>2026-09-26</w:t>
       <w:br/>
       <w:br/>
     </w:r>

--- a/tillsyn/A 1582-2025 tillsynsbegäran.docx
+++ b/tillsyn/A 1582-2025 tillsynsbegäran.docx
@@ -1748,7 +1748,7 @@
     <w:r>
       <w:tab/>
       <w:tab/>
-      <w:t>2026-09-26</w:t>
+      <w:t>2026-09-27</w:t>
       <w:br/>
       <w:br/>
     </w:r>

--- a/tillsyn/A 1582-2025 tillsynsbegäran.docx
+++ b/tillsyn/A 1582-2025 tillsynsbegäran.docx
@@ -1748,7 +1748,7 @@
     <w:r>
       <w:tab/>
       <w:tab/>
-      <w:t>2026-09-27</w:t>
+      <w:t>2026-09-28</w:t>
       <w:br/>
       <w:br/>
     </w:r>

--- a/tillsyn/A 1582-2025 tillsynsbegäran.docx
+++ b/tillsyn/A 1582-2025 tillsynsbegäran.docx
@@ -1748,7 +1748,7 @@
     <w:r>
       <w:tab/>
       <w:tab/>
-      <w:t>2026-09-28</w:t>
+      <w:t>2026-09-29</w:t>
       <w:br/>
       <w:br/>
     </w:r>

--- a/tillsyn/A 1582-2025 tillsynsbegäran.docx
+++ b/tillsyn/A 1582-2025 tillsynsbegäran.docx
@@ -1748,7 +1748,7 @@
     <w:r>
       <w:tab/>
       <w:tab/>
-      <w:t>2026-09-29</w:t>
+      <w:t>2026-09-30</w:t>
       <w:br/>
       <w:br/>
     </w:r>

--- a/tillsyn/A 1582-2025 tillsynsbegäran.docx
+++ b/tillsyn/A 1582-2025 tillsynsbegäran.docx
@@ -1748,7 +1748,7 @@
     <w:r>
       <w:tab/>
       <w:tab/>
-      <w:t>2026-09-30</w:t>
+      <w:t>2026-10-01</w:t>
       <w:br/>
       <w:br/>
     </w:r>

--- a/tillsyn/A 1582-2025 tillsynsbegäran.docx
+++ b/tillsyn/A 1582-2025 tillsynsbegäran.docx
@@ -1748,7 +1748,7 @@
     <w:r>
       <w:tab/>
       <w:tab/>
-      <w:t>2026-10-01</w:t>
+      <w:t>2026-10-02</w:t>
       <w:br/>
       <w:br/>
     </w:r>

--- a/tillsyn/A 1582-2025 tillsynsbegäran.docx
+++ b/tillsyn/A 1582-2025 tillsynsbegäran.docx
@@ -1748,7 +1748,7 @@
     <w:r>
       <w:tab/>
       <w:tab/>
-      <w:t>2026-10-02</w:t>
+      <w:t>2026-10-03</w:t>
       <w:br/>
       <w:br/>
     </w:r>

--- a/tillsyn/A 1582-2025 tillsynsbegäran.docx
+++ b/tillsyn/A 1582-2025 tillsynsbegäran.docx
@@ -1748,7 +1748,7 @@
     <w:r>
       <w:tab/>
       <w:tab/>
-      <w:t>2026-10-03</w:t>
+      <w:t>2026-10-04</w:t>
       <w:br/>
       <w:br/>
     </w:r>

--- a/tillsyn/A 1582-2025 tillsynsbegäran.docx
+++ b/tillsyn/A 1582-2025 tillsynsbegäran.docx
@@ -1748,7 +1748,7 @@
     <w:r>
       <w:tab/>
       <w:tab/>
-      <w:t>2026-10-04</w:t>
+      <w:t>2026-10-05</w:t>
       <w:br/>
       <w:br/>
     </w:r>

--- a/tillsyn/A 1582-2025 tillsynsbegäran.docx
+++ b/tillsyn/A 1582-2025 tillsynsbegäran.docx
@@ -1748,7 +1748,7 @@
     <w:r>
       <w:tab/>
       <w:tab/>
-      <w:t>2026-10-05</w:t>
+      <w:t>2026-10-06</w:t>
       <w:br/>
       <w:br/>
     </w:r>

--- a/tillsyn/A 1582-2025 tillsynsbegäran.docx
+++ b/tillsyn/A 1582-2025 tillsynsbegäran.docx
@@ -1748,7 +1748,7 @@
     <w:r>
       <w:tab/>
       <w:tab/>
-      <w:t>2026-10-06</w:t>
+      <w:t>2026-10-07</w:t>
       <w:br/>
       <w:br/>
     </w:r>

--- a/tillsyn/A 1582-2025 tillsynsbegäran.docx
+++ b/tillsyn/A 1582-2025 tillsynsbegäran.docx
@@ -1748,7 +1748,7 @@
     <w:r>
       <w:tab/>
       <w:tab/>
-      <w:t>2026-10-07</w:t>
+      <w:t>2026-10-08</w:t>
       <w:br/>
       <w:br/>
     </w:r>

--- a/tillsyn/A 1582-2025 tillsynsbegäran.docx
+++ b/tillsyn/A 1582-2025 tillsynsbegäran.docx
@@ -1748,7 +1748,7 @@
     <w:r>
       <w:tab/>
       <w:tab/>
-      <w:t>2026-10-08</w:t>
+      <w:t>2026-10-09</w:t>
       <w:br/>
       <w:br/>
     </w:r>

--- a/tillsyn/A 1582-2025 tillsynsbegäran.docx
+++ b/tillsyn/A 1582-2025 tillsynsbegäran.docx
@@ -1748,7 +1748,7 @@
     <w:r>
       <w:tab/>
       <w:tab/>
-      <w:t>2026-10-09</w:t>
+      <w:t>2026-10-10</w:t>
       <w:br/>
       <w:br/>
     </w:r>

--- a/tillsyn/A 1582-2025 tillsynsbegäran.docx
+++ b/tillsyn/A 1582-2025 tillsynsbegäran.docx
@@ -1748,7 +1748,7 @@
     <w:r>
       <w:tab/>
       <w:tab/>
-      <w:t>2026-10-10</w:t>
+      <w:t>2026-10-11</w:t>
       <w:br/>
       <w:br/>
     </w:r>

--- a/tillsyn/A 1582-2025 tillsynsbegäran.docx
+++ b/tillsyn/A 1582-2025 tillsynsbegäran.docx
@@ -1748,7 +1748,7 @@
     <w:r>
       <w:tab/>
       <w:tab/>
-      <w:t>2026-10-11</w:t>
+      <w:t>2026-10-12</w:t>
       <w:br/>
       <w:br/>
     </w:r>

--- a/tillsyn/A 1582-2025 tillsynsbegäran.docx
+++ b/tillsyn/A 1582-2025 tillsynsbegäran.docx
@@ -1748,7 +1748,7 @@
     <w:r>
       <w:tab/>
       <w:tab/>
-      <w:t>2026-10-12</w:t>
+      <w:t>2026-10-13</w:t>
       <w:br/>
       <w:br/>
     </w:r>

--- a/tillsyn/A 1582-2025 tillsynsbegäran.docx
+++ b/tillsyn/A 1582-2025 tillsynsbegäran.docx
@@ -1748,7 +1748,7 @@
     <w:r>
       <w:tab/>
       <w:tab/>
-      <w:t>2026-10-13</w:t>
+      <w:t>2026-10-14</w:t>
       <w:br/>
       <w:br/>
     </w:r>

--- a/tillsyn/A 1582-2025 tillsynsbegäran.docx
+++ b/tillsyn/A 1582-2025 tillsynsbegäran.docx
@@ -1748,7 +1748,7 @@
     <w:r>
       <w:tab/>
       <w:tab/>
-      <w:t>2026-10-14</w:t>
+      <w:t>2026-10-15</w:t>
       <w:br/>
       <w:br/>
     </w:r>

--- a/tillsyn/A 1582-2025 tillsynsbegäran.docx
+++ b/tillsyn/A 1582-2025 tillsynsbegäran.docx
@@ -1748,7 +1748,7 @@
     <w:r>
       <w:tab/>
       <w:tab/>
-      <w:t>2026-10-15</w:t>
+      <w:t>2026-10-16</w:t>
       <w:br/>
       <w:br/>
     </w:r>

--- a/tillsyn/A 1582-2025 tillsynsbegäran.docx
+++ b/tillsyn/A 1582-2025 tillsynsbegäran.docx
@@ -1748,7 +1748,7 @@
     <w:r>
       <w:tab/>
       <w:tab/>
-      <w:t>2026-10-16</w:t>
+      <w:t>2026-10-17</w:t>
       <w:br/>
       <w:br/>
     </w:r>

--- a/tillsyn/A 1582-2025 tillsynsbegäran.docx
+++ b/tillsyn/A 1582-2025 tillsynsbegäran.docx
@@ -22,7 +22,7 @@
       <w:r>
         <w:drawing>
           <wp:inline xmlns:a="http://schemas.openxmlformats.org/drawingml/2006/main" xmlns:pic="http://schemas.openxmlformats.org/drawingml/2006/picture">
-            <wp:extent cx="4256610" cy="5724000"/>
+            <wp:extent cx="4354961" cy="5724000"/>
             <wp:docPr id="1" name="Picture 1"/>
             <wp:cNvGraphicFramePr>
               <a:graphicFrameLocks noChangeAspect="1"/>
@@ -43,7 +43,7 @@
                   <pic:spPr>
                     <a:xfrm>
                       <a:off x="0" y="0"/>
-                      <a:ext cx="4256610" cy="5724000"/>
+                      <a:ext cx="4354961" cy="5724000"/>
                     </a:xfrm>
                     <a:prstGeom prst="rect"/>
                   </pic:spPr>
@@ -65,7 +65,7 @@
     </w:p>
     <w:p>
       <w:r>
-        <w:t>I och inom 11 meter från avverkningsanmälan finns fynd av 22 naturvårdsarter, varav 15 är rödlistade, 5 är fridlysta, 18 är typiska (T) och 5 är signalarter (S): garnlav (VU, T), gränsticka (VU, T), knärot (VU, T, §8), tornseglare (VU, §4), brunpudrad nållav (NT, T), dropptaggsvamp (NT, T), kolflarnlav (NT, T), lunglav (NT, T), mörk kolflarnlav (NT), talltita (NT, §4), ullticka (NT, T), vedskivlav (NT, T), vedtrappmossa (NT, T), violettgrå tagellav (NT, T), vitgrynig nållav (NT), bårdlav (S, T), korallblylav (S, T), luddlav (S, T), norrlandslav (S, T), vedticka (S, T), tjäder (T, §4) och tofsmes (T, §4). Se Figur 1.</w:t>
+        <w:t>I och inom 11 meter från avverkningsanmälan finns fynd av 34 naturvårdsarter, varav 22 är rödlistade, 8 är fridlysta, 26 är typiska (T) och 8 är signalarter (S): fläckporing (VU, T), garnlav (VU, T), gräddporing (VU, T), gränsticka (VU, T), knärot (VU, T, §8), tornseglare (VU, §4), brunpudrad nållav (NT, T), dropptaggsvamp (NT, T), dvärgbägarlav (NT, T), kolflarnlav (NT, T), lunglav (NT, T), mörk kolflarnlav (NT), nordtagging (NT), skarp dropptaggsvamp (NT), talltita (NT, §4), tretåig hackspett (NT, T, §4), ullticka (NT, T), vedskivlav (NT, T), vedtrappmossa (NT, T), violettgrå tagellav (NT, T), vitgrynig nållav (NT), vitplätt (NT), bårdlav (S, T), gulnål (S, T), korallblylav (S, T), luddlav (S, T), norrlandslav (S, T), nästlav (S, T), stor aspticka (S, T), vedticka (S, T), gråspett (T, §4), tjäder (T, §4), tofsmes (T, §4) och revlummer (§9). Se Figur 1.</w:t>
       </w:r>
     </w:p>
     <w:p>
@@ -102,6 +102,26 @@
     <w:p>
       <w:r>
         <w:t>Nedan följer beskrivningar av de naturvårdsarter och fridlysta arter som har sina livsmiljöer och växtplatser i den avverkningsanmälda skogen. Se även ytterligare artfakta i BILAGA 1. De påträffade naturvårdsarterna är ett tydligt kvitto på att det rör sig om en skog med höga naturvärden.</w:t>
+      </w:r>
+    </w:p>
+    <w:p>
+      <w:r>
+        <w:rPr>
+          <w:b/>
+        </w:rPr>
+        <w:t>Fläckporing (VU)</w:t>
+      </w:r>
+      <w:r>
+        <w:t xml:space="preserve"> är en mycket bra signalart som visar på tallnaturskogar med höga naturvärden. Den är placerad högst upp i Skogsstyrelsens värdepyramid för bedömning av skog med höga naturvärden och indikerar områden som är mer eller mindre opåverkade av skogsbruk och där det funnits en kontinuitet av tallågor i olika nedbrytningsstadier. För att på lång sikt bibehålla livskraftiga populationer i ett område behövs troligen större skyddade områden som tillåter att man upprätthåller en naturlig branddynamik. Fläckporing är typisk art för </w:t>
+      </w:r>
+      <w:r>
+        <w:rPr>
+          <w:i/>
+        </w:rPr>
+        <w:t>9010 Taiga</w:t>
+      </w:r>
+      <w:r>
+        <w:t xml:space="preserve"> (SLU Artdatabanken, 2024; Nitare &amp; Skogsstyrelsen, 2019).</w:t>
       </w:r>
     </w:p>
     <w:p>
@@ -138,10 +158,10 @@
         <w:rPr>
           <w:b/>
         </w:rPr>
-        <w:t>Gränsticka (VU)</w:t>
-      </w:r>
-      <w:r>
-        <w:t xml:space="preserve"> är en mycket bra signalart inom hela sitt utbredningsområde. Den är huvudsakligen knuten till restbestånd av barrnaturskog och förekommer med ett tydligt optimum i orörda eller måttligt påverkade gamla granskogar där det föreligger långvarig kontinuitet av grov död ved. Den totala populationen bedöms ha minskat och fortsätter att minska i takt med att grankontinuitetsskogar (äldre tidigare icke kalavverkade skogar) minskar i areal. Minskningstakten överstiger gränsvärdet för sårbar (VU). Lokaler som hyser arten bör undantas från skogsbruk, speciellt i mellersta och södra Sverige. Gränsticka är typisk art för </w:t>
+        <w:t>Gräddporing (VU)</w:t>
+      </w:r>
+      <w:r>
+        <w:t xml:space="preserve"> växer nästan enbart i urskogsartad barrskog på gamla, kraftigt murkna, grova och mossbelupna tallågor i något fuktiga och skuggiga lägen. Arten är placerad högst upp i Skogsstyrelsens värdepyramid för bedömning av skog med höga naturvärden och indikerar gamla och relativt orörda tallnaturskogar med höga naturvärden där det under låg tid kontinuerligt funnits inslag av grova tallågor. För att på sikt hejda artens vikande trend behöver merparten av gräddporingens nu kända växtplatser undantas från skogsbruk. Gräddporing är typisk art för </w:t>
       </w:r>
       <w:r>
         <w:rPr>
@@ -150,6 +170,26 @@
         <w:t>9010 Taiga</w:t>
       </w:r>
       <w:r>
+        <w:t xml:space="preserve"> (SLU Artdatabanken, 2024; Nitare &amp; Skogsstyrelsen, 2019).</w:t>
+      </w:r>
+    </w:p>
+    <w:p>
+      <w:r>
+        <w:rPr>
+          <w:b/>
+        </w:rPr>
+        <w:t>Gränsticka (VU)</w:t>
+      </w:r>
+      <w:r>
+        <w:t xml:space="preserve"> är en mycket bra signalart inom hela sitt utbredningsområde. Den är huvudsakligen knuten till restbestånd av barrnaturskog och förekommer med ett tydligt optimum i orörda eller måttligt påverkade gamla granskogar där det föreligger långvarig kontinuitet av grov död ved. Den totala populationen bedöms ha minskat och fortsätter att minska i takt med att grankontinuitetsskogar (äldre tidigare icke kalavverkade skogar) minskar i areal. Minskningstakten överstiger gränsvärdet för sårbar (VU). Lokaler som hyser arten bör undantas från skogsbruk, speciellt i mellersta och södra Sverige. Gränsticka är typisk art för </w:t>
+      </w:r>
+      <w:r>
+        <w:rPr>
+          <w:i/>
+        </w:rPr>
+        <w:t>9010 Taiga</w:t>
+      </w:r>
+      <w:r>
         <w:t xml:space="preserve"> (SLU Artdatabanken, 2026; Nitare &amp; Skogsstyrelsen, 2019).</w:t>
       </w:r>
     </w:p>
@@ -202,7 +242,7 @@
     </w:p>
     <w:p>
       <w:r>
-        <w:t>I det avverkningsanmälda området finns 12 fyndplatser för knärot registrerade på Artportalen. Figur 2 visar gränserna för buffertzoner på 50 m, som behöver lämnas kring fyndplatserna för att knärotslokalerna inte ska försvinna vid en avverkning. Av det avverkningsanmälda området överlappar 4.06 ha med buffertzonerna och får av detta skäl inte avverkas.</w:t>
+        <w:t>I det avverkningsanmälda området finns 24 fyndplatser för knärot registrerade på Artportalen. Figur 2 visar gränserna för buffertzoner på 50 m, som behöver lämnas kring fyndplatserna för att knärotslokalerna inte ska försvinna vid en avverkning. Av det avverkningsanmälda området överlappar 4.97 ha med buffertzonerna och får av detta skäl inte avverkas.</w:t>
       </w:r>
     </w:p>
     <w:p>
@@ -309,10 +349,10 @@
         <w:rPr>
           <w:b/>
         </w:rPr>
-        <w:t>Kolflarnlav (NT)</w:t>
-      </w:r>
-      <w:r>
-        <w:t xml:space="preserve"> är brandberoende och växer nästan uteslutande på kolad hård kärnved av tall. Etableringen verkar ske först 100–300 år efter brand och nytt substrat nybildas i mycket begränsad omfattning. Avverkning av tallskog av naturskogskaraktär med spår av återkommande bränder är ett hot och mängden lämplig ved att växa på för arten minskar dels på grund av naturlig nedbrytning men framförallt på grund av att det förstörs i samband med slutavverkningar, gallringar och markberedning. Såväl kolflarnlav som mörk kolflarnlav har glänsande bålfjäll och förekommer främst i tall- och blandbarrskogar av naturskogskaraktär med spår av återkommande bränder. Skogar som dessa hyser höga biologiska värden och bör skyddas. Kolflarnlav är typisk art för </w:t>
+        <w:t>Dvärgbägarlav (NT)</w:t>
+      </w:r>
+      <w:r>
+        <w:t xml:space="preserve"> förekommer över hela Sverige på gammal hård ved, huvudsakligen på tall men i södra Sverige även på ek. Veden utgörs framförallt av grova stubbar, lågor och grenar. Substratet har blivit sällsyntare och nybildning av substrat sker bara i begränsad omfattning. Arten hotas av att grova lågor blir allt sällsyntare i dagens kulturskogar samt att nybildningen av lämpliga substrat går mycket långsamt. En riklig tillgång på gamla tall- eller eklågor måste säkerställas på artens lokaler. Dvärgbägarlav är typisk art för </w:t>
       </w:r>
       <w:r>
         <w:rPr>
@@ -321,6 +361,26 @@
         <w:t>9010 Taiga</w:t>
       </w:r>
       <w:r>
+        <w:t xml:space="preserve"> (SLU Artdatabanken, 2024; Nitare &amp; Skogsstyrelsen, 2019).</w:t>
+      </w:r>
+    </w:p>
+    <w:p>
+      <w:r>
+        <w:rPr>
+          <w:b/>
+        </w:rPr>
+        <w:t>Kolflarnlav (NT)</w:t>
+      </w:r>
+      <w:r>
+        <w:t xml:space="preserve"> är brandberoende och växer nästan uteslutande på kolad hård kärnved av tall. Etableringen verkar ske först 100–300 år efter brand och nytt substrat nybildas i mycket begränsad omfattning. Avverkning av tallskog av naturskogskaraktär med spår av återkommande bränder är ett hot och mängden lämplig ved att växa på för arten minskar dels på grund av naturlig nedbrytning men framförallt på grund av att det förstörs i samband med slutavverkningar, gallringar och markberedning. Såväl kolflarnlav som mörk kolflarnlav har glänsande bålfjäll och förekommer främst i tall- och blandbarrskogar av naturskogskaraktär med spår av återkommande bränder. Skogar som dessa hyser höga biologiska värden och bör skyddas. Kolflarnlav är typisk art för </w:t>
+      </w:r>
+      <w:r>
+        <w:rPr>
+          <w:i/>
+        </w:rPr>
+        <w:t>9010 Taiga</w:t>
+      </w:r>
+      <w:r>
         <w:t xml:space="preserve"> (SLU Artdatabanken, 2024).</w:t>
       </w:r>
     </w:p>
@@ -396,10 +456,61 @@
         <w:rPr>
           <w:b/>
         </w:rPr>
+        <w:t>Nordtagging (NT)</w:t>
+      </w:r>
+      <w:r>
+        <w:t xml:space="preserve"> växer främst på tallågor av grövre dimensioner och påträffas huvudsakligen i äldre skog som inte kalavverkats. Nordtaggingen missgynnas av att områden med äldre tallskog har minskat starkt. Bekämpning av skogsbränder, samtidigt som skogsbruket omvandlar naturligt glesa tallbestånd till likartade och betydligt tätare bestånd, har missgynnat arten. Bristen på gamla tallågor utgör på sikt ett allvarligt hot och återskapandet av lämpliga biotoper tar mycket lång tid. Områden med olikåldriga bestånd av tall och med stort inslag av äldre träd bör undantas från skoglig produktion (SLU Artdatabanken, 2024).</w:t>
+      </w:r>
+    </w:p>
+    <w:p>
+      <w:r>
+        <w:rPr>
+          <w:b/>
+        </w:rPr>
+        <w:t xml:space="preserve">Skarp dropptaggsvamp (NT) </w:t>
+      </w:r>
+      <w:r>
+        <w:t>bildar mykorrhiza med både gran och tall, främst i barrskogar med trädkontinuitet. Arten uppträder dels i näringsrik kalkbarrskog och dels i sur lavtallskog. Kalkbarrskogarna är ofta grandominerade, olikåldriga och skiktade på frisk mark med ett örtrikt vegetationsskikt. Lavtallskogarna är i regel magra, torra, ljusöppna och ofta brandpräglade. Den totala populationen i landet har minskat och bedöms fortsätta minska till följd av avverkning av äldre barrskogar. Arten har begränsad förmåga att återetablera sig efter slutavverkning eller andra storskaliga skogsbruksåtgärder. Det saknas indikationer på att arten långsiktigt kan etablera eller reproducera sig i skogsbestånd som brukas med metoder som trakthyggesbruk, markberedning, gödsling eller föryngring med förädlat plantmaterial. Minskningstakten för den svenska populationen bedöms vara nära gränsvärdet för Sårbar (VU) (SLU Artdatabanken, 2026).</w:t>
+      </w:r>
+    </w:p>
+    <w:p>
+      <w:r>
+        <w:rPr>
+          <w:b/>
+        </w:rPr>
         <w:t>Talltita (NT, §4)</w:t>
       </w:r>
       <w:r>
         <w:t>, rödlistad som nära hotad och prioriterad art i Skogsvårdslagen, har häckningsrevir i anmälan. Arten har minskat kraftigt de senaste 30 åren och minskningstakten innevarande 10-årsperiod beräknas till 20 (10–30) %. Talltitan är synnerligen trogen sitt cirka 15 hektar stora revir och är beroende av flerskiktade olikåldriga skogar för att kunna föda upp sina ungar. Talltitan försvinner om dess livsmiljö kalavverkas (Eggers &amp; Low, 2014; Ekman, 1979; Griesser et al, 2007; Klein, 2020; Siffczyk et al, 2003; SLU Artdatabanken, 2021).</w:t>
+      </w:r>
+    </w:p>
+    <w:p>
+      <w:r>
+        <w:rPr>
+          <w:b/>
+        </w:rPr>
+        <w:t>Tretåig hackspett (NT, §4)</w:t>
+      </w:r>
+      <w:r>
+        <w:t xml:space="preserve"> är rödlistad som nära hotad och ingår i bilaga 1 i EU:s fågeldirektiv. Tretåig hackspett är för sin överlevnad beroende av kontinuerlig tillförsel av äldre döende och död ved, som sker genom naturliga självgallringsprocesser i äldre grannaturskogar och barrblandade naturskogar. Om en skog genom skogsbruk gallras eller glesas ur så upphör och uteblir i stort sett den naturliga självgallringsprocessen för mycket lång tid framöver vilket omöjliggör upprätthållandet av den kontinuerliga ekologiska funktionen i ett område. Det finns studier som visar att naturskogens självgallringsprocess som den tretåiga hackspetten är beroende av, inte kan ersättas med efterlämnad hänsyn i skogsbruket (Imbeau &amp; Desrochers, 2002). Storleken på häckningsreviret varierar med skogstypen, förekomsten av död ved och graden av fragmentering, men är i allmänhet i storleksordningen 25–100 hektar. Vintertid krävs ofta betydligt större områden och det finns studier som antyder att arten behöver minst 100 hektar äldre skog. I områden med låg bonitet kan det behövas över 200 hektar lämpligt habitat för att ett par ska kunna reproducera sig. Områden med dokumenterad permanent förekomst i naturskogsmiljöer har vanligen så stora naturvärden att skogsbruk är olämpligt. Tretåig hackspett är typisk art för </w:t>
+      </w:r>
+      <w:r>
+        <w:rPr>
+          <w:i/>
+        </w:rPr>
+        <w:t xml:space="preserve">9010 Taiga, 9740 Skogsbevuxen myr, 9030 Landhöjningsskog </w:t>
+      </w:r>
+      <w:r>
+        <w:t xml:space="preserve">och </w:t>
+      </w:r>
+      <w:r>
+        <w:rPr>
+          <w:i/>
+        </w:rPr>
+        <w:t>9040 Fjällbjörkskog</w:t>
+      </w:r>
+      <w:r>
+        <w:t xml:space="preserve"> (Skogsstyrelsen, 2016; SLU Artdatabanken, 2024).</w:t>
       </w:r>
     </w:p>
     <w:p>
@@ -534,6 +645,17 @@
         <w:rPr>
           <w:b/>
         </w:rPr>
+        <w:t>Vitplätt (NT)</w:t>
+      </w:r>
+      <w:r>
+        <w:t xml:space="preserve"> är en nedbrytare av död, hård och torr tallved och orsakar brunröta. Den förekommer mest i äldre, naturskogsliknande tallskog eller blandskog med äldre tall. Arten hotas av avverkning av gammal, senvuxen tall. I södra Sverige råder brist på lämpliga habitat och arten kan inte längre sprida sig utanför sina få kända växtplatser. Lokaler med gammal tall bör undantas från skogsbruk, i synnerhet i södra Sverige (SLU Artdatabanken, 2024).</w:t>
+      </w:r>
+    </w:p>
+    <w:p>
+      <w:r>
+        <w:rPr>
+          <w:b/>
+        </w:rPr>
         <w:t>Bårdlav</w:t>
       </w:r>
       <w:r>
@@ -581,6 +703,35 @@
         <w:rPr>
           <w:b/>
         </w:rPr>
+        <w:t>Gulnål</w:t>
+      </w:r>
+      <w:r>
+        <w:t xml:space="preserve"> växer mest på murknande lövträdsved och barrträdsved och förekommer i skuggiga miljöer med hög luftfuktighet. I södra Sverige är den en relativt bra signal på biotoper med höga naturvärden och följs ofta av sällsynta arter. Gulnål är typisk art för </w:t>
+      </w:r>
+      <w:r>
+        <w:rPr>
+          <w:i/>
+        </w:rPr>
+        <w:t>9110 Näringsfattig bokskog</w:t>
+      </w:r>
+      <w:r>
+        <w:t xml:space="preserve"> och</w:t>
+      </w:r>
+      <w:r>
+        <w:rPr>
+          <w:i/>
+        </w:rPr>
+        <w:t xml:space="preserve"> 9130 Näringsrik bokskog </w:t>
+      </w:r>
+      <w:r>
+        <w:t>(Nitare &amp; Skogsstyrelsen, 2019; SLU Artdatabanken, 2025).</w:t>
+      </w:r>
+    </w:p>
+    <w:p>
+      <w:r>
+        <w:rPr>
+          <w:b/>
+        </w:rPr>
         <w:t>Korallblylav</w:t>
       </w:r>
       <w:r>
@@ -677,10 +828,10 @@
         <w:rPr>
           <w:b/>
         </w:rPr>
-        <w:t xml:space="preserve">Vedticka </w:t>
-      </w:r>
-      <w:r>
-        <w:t xml:space="preserve">är en bra signalart söder om den naturliga norrlandsgränsen. Den är huvudsakligen knuten till äldre barrskogar där det föreligger långvarig kontinuitet av död barrved. Vedticka är typisk art för </w:t>
+        <w:t>Nästlav</w:t>
+      </w:r>
+      <w:r>
+        <w:t xml:space="preserve"> indikerar söder om den naturliga norrlandsgränsen äldre barrskogsområden med höga naturvärden där andra ovanliga nordliga barrskogsarter kan påträffas. Nästlav är typisk art för </w:t>
       </w:r>
       <w:r>
         <w:rPr>
@@ -697,10 +848,10 @@
         <w:rPr>
           <w:b/>
         </w:rPr>
-        <w:t>Tjäder (§4)</w:t>
-      </w:r>
-      <w:r>
-        <w:t xml:space="preserve"> omfattas av bilaga 1 och 2 EU:s fågeldirektiv och är typisk art för </w:t>
+        <w:t>Stor aspticka</w:t>
+      </w:r>
+      <w:r>
+        <w:t xml:space="preserve"> är knuten till gamla levande aspar och orsakar karaktäristiska inbuktningar i stammen (så kallad nekroser). Slutavverknings- och gallringsåtgärder i löv- och blandskogsbestånd som innebär att tillgången på grov asp minskar är ett hot mot arten. Det är viktigt att äldre aspar och aspbestånd sparas och för att gynna arten på sikt bör aspinslagen i t.ex. bergbranter, raviner, skogsbryn och kring äldre odlingsmarker generellt sparas i större utsträckning än vad som görs idag. Stor aspticka är typisk art för </w:t>
       </w:r>
       <w:r>
         <w:rPr>
@@ -715,6 +866,75 @@
         <w:rPr>
           <w:i/>
         </w:rPr>
+        <w:t>9030 Landhöjningsskog</w:t>
+      </w:r>
+      <w:r>
+        <w:t xml:space="preserve"> (SLU Artdatabanken, 2024; Nitare &amp; Skogsstyrelsen, 2019).</w:t>
+      </w:r>
+    </w:p>
+    <w:p>
+      <w:r>
+        <w:rPr>
+          <w:b/>
+        </w:rPr>
+        <w:t xml:space="preserve">Vedticka </w:t>
+      </w:r>
+      <w:r>
+        <w:t xml:space="preserve">är en bra signalart söder om den naturliga norrlandsgränsen. Den är huvudsakligen knuten till äldre barrskogar där det föreligger långvarig kontinuitet av död barrved. Vedticka är typisk art för </w:t>
+      </w:r>
+      <w:r>
+        <w:rPr>
+          <w:i/>
+        </w:rPr>
+        <w:t xml:space="preserve">9010 Taiga </w:t>
+      </w:r>
+      <w:r>
+        <w:t>(Nitare &amp; Skogsstyrelsen, 2019; SLU Artdatabanken, 2025).</w:t>
+      </w:r>
+    </w:p>
+    <w:p>
+      <w:r>
+        <w:rPr>
+          <w:b/>
+        </w:rPr>
+        <w:t>Gråspett (§4)</w:t>
+      </w:r>
+      <w:r>
+        <w:t xml:space="preserve"> är fridlyst enligt 4§ artskyddsförordningen och upptagen i bilaga 1 fågeldirektivet. Gråspetten är en bra indikator för lövrika områden på landskapsnivå och försvinner när gles, flerskiktad, lövrik skog med hög andel döda och döende träd ersätts av täta, barrdominerade likåldriga bestånd. Arten missgynnas av skogliga åtgärder som minskar mängden död ved, som t.ex. bortrensning av vindfällen, avverkning i sumpskogsmiljöer och på brandfält. Häckningsreviret är stort, cirka 50–100 hektar. Under vintern är gråspetten mer beroende av äldre skog och döda träd och kan då röra sig över betydligt större områden, uppemot 2000–5000 hektar. Gråspett är typisk art för </w:t>
+      </w:r>
+      <w:r>
+        <w:rPr>
+          <w:i/>
+        </w:rPr>
+        <w:t xml:space="preserve">9010 Taiga </w:t>
+      </w:r>
+      <w:r>
+        <w:t>(Skogsstyrelsen, 2016; SLU Artdatabanken, 2025).</w:t>
+      </w:r>
+    </w:p>
+    <w:p>
+      <w:r>
+        <w:rPr>
+          <w:b/>
+        </w:rPr>
+        <w:t>Tjäder (§4)</w:t>
+      </w:r>
+      <w:r>
+        <w:t xml:space="preserve"> omfattas av bilaga 1 och 2 EU:s fågeldirektiv och är typisk art för </w:t>
+      </w:r>
+      <w:r>
+        <w:rPr>
+          <w:i/>
+        </w:rPr>
+        <w:t xml:space="preserve">9010 Taiga </w:t>
+      </w:r>
+      <w:r>
+        <w:t xml:space="preserve">och </w:t>
+      </w:r>
+      <w:r>
+        <w:rPr>
+          <w:i/>
+        </w:rPr>
         <w:t>9740 Skogsbevuxen myr</w:t>
       </w:r>
       <w:r>
@@ -778,7 +998,7 @@
     </w:p>
     <w:p>
       <w:r>
-        <w:t>Följande typiska arter har sina livsmiljöer och växtplatser i den avverkningsanmälda skogen: garnlav (VU, T), gränsticka (VU, T), knärot (VU, T, §8), brunpudrad nållav (NT, T), dropptaggsvamp (NT, T), kolflarnlav (NT, T), lunglav (NT, T), ullticka (NT, T), vedskivlav (NT, T), vedtrappmossa (NT, T), violettgrå tagellav (NT, T), bårdlav (S, T), korallblylav (S, T), luddlav (S, T), norrlandslav (S, T), vedticka (S, T), tjäder (T, §4) och tofsmes (T, §4).</w:t>
+        <w:t>Följande typiska arter har sina livsmiljöer och växtplatser i den avverkningsanmälda skogen: fläckporing (VU, T), garnlav (VU, T), gräddporing (VU, T), gränsticka (VU, T), knärot (VU, T, §8), brunpudrad nållav (NT, T), dropptaggsvamp (NT, T), dvärgbägarlav (NT, T), kolflarnlav (NT, T), lunglav (NT, T), tretåig hackspett (NT, T, §4), ullticka (NT, T), vedskivlav (NT, T), vedtrappmossa (NT, T), violettgrå tagellav (NT, T), bårdlav (S, T), gulnål (S, T), korallblylav (S, T), luddlav (S, T), norrlandslav (S, T), nästlav (S, T), stor aspticka (S, T), vedticka (S, T), gråspett (T, §4), tjäder (T, §4) och tofsmes (T, §4).</w:t>
       </w:r>
     </w:p>
     <w:p>
@@ -1301,6 +1521,207 @@
       </w:r>
       <w:r>
         <w:t>SLU Artdatabanken, Uppsala</w:t>
+      </w:r>
+    </w:p>
+    <w:p>
+      <w:pPr>
+        <w:pStyle w:val="Heading1"/>
+      </w:pPr>
+      <w:r>
+        <w:t>Tretåig hackspett – ekologi samt krav på livsmiljön</w:t>
+      </w:r>
+    </w:p>
+    <w:p>
+      <w:r>
+        <w:t xml:space="preserve">Tretåig hackspett (NT) är fridlyst enligt §4 Artskyddsförordningen och finns med som prioriterad art i Skogsstyrelsen vägledning för skogsbruket (bilaga 4 till SVL). I vägledningen står bland annat att: </w:t>
+      </w:r>
+      <w:r>
+        <w:rPr>
+          <w:i/>
+        </w:rPr>
+        <w:t xml:space="preserve">“Tretåig hackspett har stora arealkrav och höga krav på sin livsmiljö. Omdaningen av naturskogar till kulturskogar medför en förlust av viktiga miljöer, något som förstärks av ökad fragmentering till följd av avverkningar.” </w:t>
+      </w:r>
+      <w:r>
+        <w:t xml:space="preserve">Vidare att: </w:t>
+      </w:r>
+      <w:r>
+        <w:rPr>
+          <w:i/>
+        </w:rPr>
+        <w:t>“Områden med dokumenterad permanent förekomst i naturskogsmiljöer har vanligen så stora naturvärden att skogsbruk är olämpligt”</w:t>
+      </w:r>
+      <w:r>
+        <w:t xml:space="preserve"> (SLU Artdatabanken, 2024; Skogsstyrelsen, 2016)</w:t>
+      </w:r>
+      <w:r>
+        <w:rPr>
+          <w:i/>
+        </w:rPr>
+        <w:t>.</w:t>
+      </w:r>
+    </w:p>
+    <w:p>
+      <w:r>
+        <w:t>Tretåig hackspett är beroende av större sammanhängande naturskogar med kontinuerlig tillgång och nybildning av död ved och fragmentering av livsmiljöerna utgör ett stort hot mot arten (se exempelvis Stachura-Skierczynska et al., 2009; Wesolowski et al., 2005; Butler et al., 2004; Pakkala et al., 2002; Amcoff et al., 1996; Virkkala, 1991). Det finns studier som visar att naturskogens självgallringsprocess som den tretåiga hackspetten är beroende av, inte kan ersättas med efterlämnad hänsyn i skogsbruket (Imbeau &amp; Desrochers, 2002).</w:t>
+      </w:r>
+    </w:p>
+    <w:p>
+      <w:r>
+        <w:t>Permanenta revir av tretåig hackspett karaktäriseras ofta av artens typiska ringformigt ordnade hackmärken på framför allt gamla granar. För att säkerställa att inte revir av tretåig hackspett drabbas av avverkningsplanerna bör en inventering göras i området både under häckningstid och under vintern, då arten utnyttjar betydligt större områden än under sommarens häckningsrevir. Storleken på häckningsreviret varierar med skogstypen, förekomsten av död ved och graden av fragmentering, men är i allmänhet i storleksordningen 25–100 hektar (SLU Artdatabanken, 2024; Skogsstyrelsen, 2016).</w:t>
+      </w:r>
+    </w:p>
+    <w:p>
+      <w:r>
+        <w:t xml:space="preserve">Förutom fridlysning enligt §4 Artskyddsförordningen är tretåig hackspett även förtecknad i EU:s fågeldirektiv bilaga 1. Den är typisk art för </w:t>
+      </w:r>
+      <w:r>
+        <w:rPr>
+          <w:i/>
+        </w:rPr>
+        <w:t xml:space="preserve">9010 Taiga, 9740 Skogsbevuxen myr, 9030 Landhöjningsskog </w:t>
+      </w:r>
+      <w:r>
+        <w:t xml:space="preserve">och </w:t>
+      </w:r>
+      <w:r>
+        <w:rPr>
+          <w:i/>
+        </w:rPr>
+        <w:t>9040 Fjällbjörkskog</w:t>
+      </w:r>
+      <w:r>
+        <w:t xml:space="preserve"> samt ingår i Natura 2000 och är förtecknad i Bernkonventionen bilaga II (strikt skyddade djurarter) (SLU Artdatabanken, 2024; Skogsstyrelsen, 2016).</w:t>
+      </w:r>
+    </w:p>
+    <w:p>
+      <w:pPr>
+        <w:pStyle w:val="Heading2"/>
+      </w:pPr>
+      <w:r>
+        <w:t>Referenser – tretåig hackspett</w:t>
+      </w:r>
+    </w:p>
+    <w:p>
+      <w:r>
+        <w:t xml:space="preserve">Amcoff, M. &amp; Eriksson, P. 1996. </w:t>
+      </w:r>
+      <w:r>
+        <w:rPr>
+          <w:i/>
+        </w:rPr>
+        <w:t xml:space="preserve">Förekomst av tretåig hackspett Picoides tridactylus på bestånds- och landskapsnivå. </w:t>
+      </w:r>
+      <w:r>
+        <w:t>Ornis Svecica 6: 107–119.</w:t>
+      </w:r>
+    </w:p>
+    <w:p>
+      <w:r>
+        <w:t xml:space="preserve">Butler, R., Angelstam, P., Ekelund, P. &amp; Schlaeffer, R. 2004. </w:t>
+      </w:r>
+      <w:r>
+        <w:rPr>
+          <w:i/>
+        </w:rPr>
+        <w:t xml:space="preserve">Dead wood threshold values for the three-toed woodpecker presence in boreal and sub-Alpine forest. </w:t>
+      </w:r>
+      <w:r>
+        <w:t>Biological conservation 119(3): 305–318.</w:t>
+      </w:r>
+    </w:p>
+    <w:p>
+      <w:r>
+        <w:t xml:space="preserve">Imbeau, L. &amp; Desrochers, A. 2002. </w:t>
+      </w:r>
+      <w:r>
+        <w:rPr>
+          <w:i/>
+        </w:rPr>
+        <w:t xml:space="preserve">Foraging Ecology and Use of Drumming Trees by Three-Toed Woodpeckers. </w:t>
+      </w:r>
+      <w:r>
+        <w:t>The Journal of Wildlife Management. Vol. 66, No. 1 (Jan., 2002), pp. 222–231.</w:t>
+      </w:r>
+    </w:p>
+    <w:p>
+      <w:r>
+        <w:t xml:space="preserve">Pakkala, T., Hanski, I. &amp; Tomppo, E. 2002. </w:t>
+      </w:r>
+      <w:r>
+        <w:rPr>
+          <w:i/>
+        </w:rPr>
+        <w:t xml:space="preserve">Spatial ecology of the three-toed woodpecker in managed forest landscapes. </w:t>
+      </w:r>
+      <w:r>
+        <w:t>Silva Fennica 36(1): 279–288.</w:t>
+      </w:r>
+    </w:p>
+    <w:p>
+      <w:r>
+        <w:t xml:space="preserve">Skogsstyrelsen, 2016. </w:t>
+      </w:r>
+      <w:r>
+        <w:rPr>
+          <w:i/>
+        </w:rPr>
+        <w:t>Vägledning för hänsyn till fåglar – Tretåig hackspett.</w:t>
+      </w:r>
+    </w:p>
+    <w:p>
+      <w:r>
+        <w:t xml:space="preserve">SLU Artdatabanken, 2024. </w:t>
+      </w:r>
+      <w:r>
+        <w:rPr>
+          <w:i/>
+        </w:rPr>
+        <w:t xml:space="preserve">Artfaktablad. Naturvård – artfakta. </w:t>
+      </w:r>
+      <w:r>
+        <w:t>SLU Artdatabanken, Uppsala.</w:t>
+      </w:r>
+    </w:p>
+    <w:p>
+      <w:r>
+        <w:t xml:space="preserve">Stachura-Skierczynska, K., Tumiel, T. &amp; Skierczynski, M. 2009. </w:t>
+      </w:r>
+      <w:r>
+        <w:rPr>
+          <w:i/>
+        </w:rPr>
+        <w:t xml:space="preserve">Habitat prediction model for three-toed woodpecker and its implications for the conservation of biologically valuable forests. </w:t>
+      </w:r>
+      <w:r>
+        <w:t>Forest Ecology and Management 258(5): 697–703.</w:t>
+      </w:r>
+    </w:p>
+    <w:p>
+      <w:r>
+        <w:t xml:space="preserve">Virkkala, R. 1991. </w:t>
+      </w:r>
+      <w:r>
+        <w:rPr>
+          <w:i/>
+        </w:rPr>
+        <w:t xml:space="preserve">Population trends of forest birds in a Finnish Lapland landscape of large habitat blocks – Consequences of stochastic environmental variation or regional habitat alteration. </w:t>
+      </w:r>
+      <w:r>
+        <w:t>Biological conservation 56(2): 223–240.</w:t>
+      </w:r>
+    </w:p>
+    <w:p>
+      <w:r>
+        <w:t xml:space="preserve">Wesolowski, T., Czeszczewik, D. &amp; Rowinski, P. 2005. </w:t>
+      </w:r>
+      <w:r>
+        <w:rPr>
+          <w:i/>
+        </w:rPr>
+        <w:t xml:space="preserve">Effects of forest management on Three-toed Woodpecker Picoides tridactylus distribution in the Bialowieza Forest (NE Poland): conservation implications. </w:t>
+      </w:r>
+      <w:r>
+        <w:t>Acta Ornithologica 40(1): 53–60.</w:t>
       </w:r>
     </w:p>
     <w:p>
@@ -1748,7 +2169,7 @@
     <w:r>
       <w:tab/>
       <w:tab/>
-      <w:t>2026-10-17</w:t>
+      <w:t>2026-10-18</w:t>
       <w:br/>
       <w:br/>
     </w:r>

--- a/tillsyn/A 1582-2025 tillsynsbegäran.docx
+++ b/tillsyn/A 1582-2025 tillsynsbegäran.docx
@@ -65,7 +65,7 @@
     </w:p>
     <w:p>
       <w:r>
-        <w:t>I och inom 11 meter från avverkningsanmälan finns fynd av 34 naturvårdsarter, varav 22 är rödlistade, 8 är fridlysta, 26 är typiska (T) och 8 är signalarter (S): fläckporing (VU, T), garnlav (VU, T), gräddporing (VU, T), gränsticka (VU, T), knärot (VU, T, §8), tornseglare (VU, §4), brunpudrad nållav (NT, T), dropptaggsvamp (NT, T), dvärgbägarlav (NT, T), kolflarnlav (NT, T), lunglav (NT, T), mörk kolflarnlav (NT), nordtagging (NT), skarp dropptaggsvamp (NT), talltita (NT, §4), tretåig hackspett (NT, T, §4), ullticka (NT, T), vedskivlav (NT, T), vedtrappmossa (NT, T), violettgrå tagellav (NT, T), vitgrynig nållav (NT), vitplätt (NT), bårdlav (S, T), gulnål (S, T), korallblylav (S, T), luddlav (S, T), norrlandslav (S, T), nästlav (S, T), stor aspticka (S, T), vedticka (S, T), gråspett (T, §4), tjäder (T, §4), tofsmes (T, §4) och revlummer (§9). Se Figur 1.</w:t>
+        <w:t>I och inom 11 meter från avverkningsanmälan finns fynd av 35 naturvårdsarter, varav 22 är rödlistade, 8 är fridlysta, 27 är typiska (T) och 9 är signalarter (S): fläckporing (VU, T), garnlav (VU, T), gräddporing (VU, T), gränsticka (VU, T), knärot (VU, T, §8), tornseglare (VU, §4), brunpudrad nållav (NT, T), dropptaggsvamp (NT, T), dvärgbägarlav (NT, T), kolflarnlav (NT, T), lunglav (NT, T), mörk kolflarnlav (NT), nordtagging (NT), skarp dropptaggsvamp (NT), talltita (NT, §4), tretåig hackspett (NT, T, §4), ullticka (NT, T), vedskivlav (NT, T), vedtrappmossa (NT, T), violettgrå tagellav (NT, T), vitgrynig nållav (NT), vitplätt (NT), blodticka (S, T), bårdlav (S, T), gulnål (S, T), korallblylav (S, T), luddlav (S, T), norrlandslav (S, T), nästlav (S, T), stor aspticka (S, T), vedticka (S, T), gråspett (T, §4), tjäder (T, §4), tofsmes (T, §4) och revlummer (§9). Se Figur 1.</w:t>
       </w:r>
     </w:p>
     <w:p>
@@ -656,6 +656,26 @@
         <w:rPr>
           <w:b/>
         </w:rPr>
+        <w:t xml:space="preserve">Blodticka </w:t>
+      </w:r>
+      <w:r>
+        <w:t xml:space="preserve">är i norra Sverige främst knuten till grova granlågor i urskogsartad barrskog, men förekommer ibland även på klenare granar i anslutning till bäckar och sumpskogar. Den är en bra indikator på granskogar med höga naturvärden och oftast förekommer den tillsammans med ett stort antal ovanliga och rödlistade arter. I södra Sverige växer den framför allt på tall och har då ett lägre signalvärde. Blodticka är typisk art för </w:t>
+      </w:r>
+      <w:r>
+        <w:rPr>
+          <w:i/>
+        </w:rPr>
+        <w:t>9030 Landhöjningsskog</w:t>
+      </w:r>
+      <w:r>
+        <w:t xml:space="preserve"> (SLU Artdatabanken, 2025; Nitare &amp; Skogsstyrelsen, 2019).</w:t>
+      </w:r>
+    </w:p>
+    <w:p>
+      <w:r>
+        <w:rPr>
+          <w:b/>
+        </w:rPr>
         <w:t>Bårdlav</w:t>
       </w:r>
       <w:r>
@@ -998,7 +1018,7 @@
     </w:p>
     <w:p>
       <w:r>
-        <w:t>Följande typiska arter har sina livsmiljöer och växtplatser i den avverkningsanmälda skogen: fläckporing (VU, T), garnlav (VU, T), gräddporing (VU, T), gränsticka (VU, T), knärot (VU, T, §8), brunpudrad nållav (NT, T), dropptaggsvamp (NT, T), dvärgbägarlav (NT, T), kolflarnlav (NT, T), lunglav (NT, T), tretåig hackspett (NT, T, §4), ullticka (NT, T), vedskivlav (NT, T), vedtrappmossa (NT, T), violettgrå tagellav (NT, T), bårdlav (S, T), gulnål (S, T), korallblylav (S, T), luddlav (S, T), norrlandslav (S, T), nästlav (S, T), stor aspticka (S, T), vedticka (S, T), gråspett (T, §4), tjäder (T, §4) och tofsmes (T, §4).</w:t>
+        <w:t>Följande typiska arter har sina livsmiljöer och växtplatser i den avverkningsanmälda skogen: fläckporing (VU, T), garnlav (VU, T), gräddporing (VU, T), gränsticka (VU, T), knärot (VU, T, §8), brunpudrad nållav (NT, T), dropptaggsvamp (NT, T), dvärgbägarlav (NT, T), kolflarnlav (NT, T), lunglav (NT, T), tretåig hackspett (NT, T, §4), ullticka (NT, T), vedskivlav (NT, T), vedtrappmossa (NT, T), violettgrå tagellav (NT, T), blodticka (S, T), bårdlav (S, T), gulnål (S, T), korallblylav (S, T), luddlav (S, T), norrlandslav (S, T), nästlav (S, T), stor aspticka (S, T), vedticka (S, T), gråspett (T, §4), tjäder (T, §4) och tofsmes (T, §4).</w:t>
       </w:r>
     </w:p>
     <w:p>
@@ -2169,7 +2189,7 @@
     <w:r>
       <w:tab/>
       <w:tab/>
-      <w:t>2026-10-18</w:t>
+      <w:t>2026-10-19</w:t>
       <w:br/>
       <w:br/>
     </w:r>

--- a/tillsyn/A 1582-2025 tillsynsbegäran.docx
+++ b/tillsyn/A 1582-2025 tillsynsbegäran.docx
@@ -2189,7 +2189,7 @@
     <w:r>
       <w:tab/>
       <w:tab/>
-      <w:t>2026-10-19</w:t>
+      <w:t>2026-10-20</w:t>
       <w:br/>
       <w:br/>
     </w:r>

--- a/tillsyn/A 1582-2025 tillsynsbegäran.docx
+++ b/tillsyn/A 1582-2025 tillsynsbegäran.docx
@@ -2189,7 +2189,7 @@
     <w:r>
       <w:tab/>
       <w:tab/>
-      <w:t>2026-10-20</w:t>
+      <w:t>2026-10-21</w:t>
       <w:br/>
       <w:br/>
     </w:r>

--- a/tillsyn/A 1582-2025 tillsynsbegäran.docx
+++ b/tillsyn/A 1582-2025 tillsynsbegäran.docx
@@ -2189,7 +2189,7 @@
     <w:r>
       <w:tab/>
       <w:tab/>
-      <w:t>2026-10-21</w:t>
+      <w:t>2026-10-22</w:t>
       <w:br/>
       <w:br/>
     </w:r>

--- a/tillsyn/A 1582-2025 tillsynsbegäran.docx
+++ b/tillsyn/A 1582-2025 tillsynsbegäran.docx
@@ -2189,7 +2189,7 @@
     <w:r>
       <w:tab/>
       <w:tab/>
-      <w:t>2026-10-22</w:t>
+      <w:t>2026-10-23</w:t>
       <w:br/>
       <w:br/>
     </w:r>

--- a/tillsyn/A 1582-2025 tillsynsbegäran.docx
+++ b/tillsyn/A 1582-2025 tillsynsbegäran.docx
@@ -2189,7 +2189,7 @@
     <w:r>
       <w:tab/>
       <w:tab/>
-      <w:t>2026-10-23</w:t>
+      <w:t>2026-10-24</w:t>
       <w:br/>
       <w:br/>
     </w:r>

--- a/tillsyn/A 1582-2025 tillsynsbegäran.docx
+++ b/tillsyn/A 1582-2025 tillsynsbegäran.docx
@@ -2189,7 +2189,7 @@
     <w:r>
       <w:tab/>
       <w:tab/>
-      <w:t>2026-10-24</w:t>
+      <w:t>2026-10-25</w:t>
       <w:br/>
       <w:br/>
     </w:r>

--- a/tillsyn/A 1582-2025 tillsynsbegäran.docx
+++ b/tillsyn/A 1582-2025 tillsynsbegäran.docx
@@ -2189,7 +2189,7 @@
     <w:r>
       <w:tab/>
       <w:tab/>
-      <w:t>2026-10-25</w:t>
+      <w:t>2026-10-26</w:t>
       <w:br/>
       <w:br/>
     </w:r>

--- a/tillsyn/A 1582-2025 tillsynsbegäran.docx
+++ b/tillsyn/A 1582-2025 tillsynsbegäran.docx
@@ -2189,7 +2189,7 @@
     <w:r>
       <w:tab/>
       <w:tab/>
-      <w:t>2026-10-26</w:t>
+      <w:t>2026-10-27</w:t>
       <w:br/>
       <w:br/>
     </w:r>

--- a/tillsyn/A 1582-2025 tillsynsbegäran.docx
+++ b/tillsyn/A 1582-2025 tillsynsbegäran.docx
@@ -2189,7 +2189,7 @@
     <w:r>
       <w:tab/>
       <w:tab/>
-      <w:t>2026-10-27</w:t>
+      <w:t>2026-10-28</w:t>
       <w:br/>
       <w:br/>
     </w:r>

--- a/tillsyn/A 1582-2025 tillsynsbegäran.docx
+++ b/tillsyn/A 1582-2025 tillsynsbegäran.docx
@@ -2189,7 +2189,7 @@
     <w:r>
       <w:tab/>
       <w:tab/>
-      <w:t>2026-10-28</w:t>
+      <w:t>2026-10-29</w:t>
       <w:br/>
       <w:br/>
     </w:r>

--- a/tillsyn/A 1582-2025 tillsynsbegäran.docx
+++ b/tillsyn/A 1582-2025 tillsynsbegäran.docx
@@ -2189,7 +2189,7 @@
     <w:r>
       <w:tab/>
       <w:tab/>
-      <w:t>2026-10-29</w:t>
+      <w:t>2026-10-31</w:t>
       <w:br/>
       <w:br/>
     </w:r>
